--- a/docs/planning/Engineering_Backlog_v1.0_Part_3_Advanced_Capabilities.docx
+++ b/docs/planning/Engineering_Backlog_v1.0_Part_3_Advanced_Capabilities.docx
@@ -598,7 +598,7 @@
           </w:tcPr>
           <w:p>
             <w:r>
-              <w:t>Implemented, verified, documented</w:t>
+              <w:t>Future work â€” replace KC2G HTML scraping with the supported stations.json source and expose authoritative ionosonde measurement timestamps rather than request time.</w:t>
             </w:r>
           </w:p>
         </w:tc>
@@ -814,7 +814,7 @@
           </w:tcPr>
           <w:p>
             <w:r>
-              <w:t>Implemented, verified, documented</w:t>
+              <w:t>Future work â€” use source-specific polling and cache intervals based on upstream cadence, rate limits, freshness, failure behavior, battery cost, and field-network constraints.</w:t>
             </w:r>
           </w:p>
         </w:tc>

--- a/docs/planning/Engineering_Backlog_v1.0_Part_3_Advanced_Capabilities.docx
+++ b/docs/planning/Engineering_Backlog_v1.0_Part_3_Advanced_Capabilities.docx
@@ -1,6 +1,6 @@
 
 <file path=word/document.xml><?xml version="1.0" encoding="utf-8"?>
-<w:document xmlns:wpc="http://schemas.microsoft.com/office/word/2010/wordprocessingCanvas" xmlns:mo="http://schemas.microsoft.com/office/mac/office/2008/main" xmlns:mc="http://schemas.openxmlformats.org/markup-compatibility/2006" xmlns:mv="urn:schemas-microsoft-com:mac:vml" xmlns:o="urn:schemas-microsoft-com:office:office" xmlns:r="http://schemas.openxmlformats.org/officeDocument/2006/relationships" xmlns:m="http://schemas.openxmlformats.org/officeDocument/2006/math" xmlns:v="urn:schemas-microsoft-com:vml" xmlns:wp14="http://schemas.microsoft.com/office/word/2010/wordprocessingDrawing" xmlns:wp="http://schemas.openxmlformats.org/drawingml/2006/wordprocessingDrawing" xmlns:w10="urn:schemas-microsoft-com:office:word" xmlns:w="http://schemas.openxmlformats.org/wordprocessingml/2006/main" xmlns:w14="http://schemas.microsoft.com/office/word/2010/wordml" xmlns:wpg="http://schemas.microsoft.com/office/word/2010/wordprocessingGroup" xmlns:wpi="http://schemas.microsoft.com/office/word/2010/wordprocessingInk" xmlns:wne="http://schemas.microsoft.com/office/word/2006/wordml" xmlns:wps="http://schemas.microsoft.com/office/word/2010/wordprocessingShape" mc:Ignorable="w14 wp14">
+<w:document xmlns:ns1="http://schemas.openxmlformats.org/markup-compatibility/2006" xmlns:w="http://schemas.openxmlformats.org/wordprocessingml/2006/main" ns1:Ignorable="w14 wp14">
   <w:body>
     <w:p>
       <w:pPr>
@@ -4525,6 +4525,62 @@
     <w:p>
       <w:r>
         <w:t>Completion of Part 3 defines all implementation epics (E1–E12). Part 4 will provide project management artifacts including dependency matrix, requirements traceability, risk register, technical debt register, milestone tracking, and project dashboards.</w:t>
+      </w:r>
+    </w:p>
+    <w:p>
+      <w:pPr>
+        <w:pStyle w:val="Heading 1"/>
+      </w:pPr>
+      <w:r>
+        <w:t>2026 Rebaseline Addendum ? Advanced Capability Deferral</w:t>
+      </w:r>
+    </w:p>
+    <w:p>
+      <w:pPr>
+        <w:pStyle w:val="Normal"/>
+      </w:pPr>
+      <w:r>
+        <w:t>Version 2.3 is now the Single-Operator Field MVP. Advanced framework work remains valid future work but must not displace the active path to practical tray behavior, dashboard/agent integration, GNSS, Windows system telemetry, dependable deployment, and primary ToughBook/ToughPad validation.</w:t>
+      </w:r>
+    </w:p>
+    <w:p>
+      <w:pPr>
+        <w:pStyle w:val="Heading 2"/>
+      </w:pPr>
+      <w:r>
+        <w:t>Version 2.4 ? Field Tools</w:t>
+      </w:r>
+    </w:p>
+    <w:p>
+      <w:pPr>
+        <w:pStyle w:val="Normal"/>
+      </w:pPr>
+      <w:r>
+        <w:t>After the MVP, prioritize operator-facing Field Tools: workspace, coordinate conversion, Maidenhead, distance/bearing, SOTA/POTA helpers, sunrise/sunset/twilight, radio and antenna references, operating checklists, activation notes/quick logging, and offline reference caching.</w:t>
+      </w:r>
+    </w:p>
+    <w:p>
+      <w:pPr>
+        <w:pStyle w:val="Heading 2"/>
+      </w:pPr>
+      <w:r>
+        <w:t>Future Deployment and Enterprise Hardening</w:t>
+      </w:r>
+    </w:p>
+    <w:p>
+      <w:pPr>
+        <w:pStyle w:val="Normal"/>
+      </w:pPr>
+      <w:r>
+        <w:t>Move multi-user provisioning, separate-session support, Fast User Switching, RDP behavior, code-signing infrastructure, polished MSI/enterprise packaging, fleet deployment, centrally managed policy, advanced credential lifecycle, generalized privileged APIs, remote administration, and enterprise diagnostics to this explicit deferred/future category.</w:t>
+      </w:r>
+    </w:p>
+    <w:p>
+      <w:pPr>
+        <w:pStyle w:val="Normal"/>
+      </w:pPr>
+      <w:r>
+        <w:t>Existing task IDs and completed architecture remain traceable and are not erased or characterized as wasted. Active backlog admission requires operator value, trustworthiness or reliability benefit, direct near-term field dependency, current single-operator relevance, and proportionate effort.</w:t>
       </w:r>
     </w:p>
     <w:sectPr>
